--- a/concepten/offerte-format-AOdK-bv.docx
+++ b/concepten/offerte-format-AOdK-bv.docx
@@ -4,7 +4,47 @@
   <w:body>
     <w:p>
       <w:pPr>
-        <w:spacing w:before="160" w:after="80" w:line="276" w:lineRule="auto"/>
+        <w:spacing w:before="120" w:after="80" w:line="276" w:lineRule="auto"/>
+        <w:jc w:val="center"/>
+      </w:pPr>
+      <w:r>
+        <w:drawing>
+          <wp:inline xmlns:a="http://schemas.openxmlformats.org/drawingml/2006/main" xmlns:pic="http://schemas.openxmlformats.org/drawingml/2006/picture">
+            <wp:extent cx="530352" cy="530352"/>
+            <wp:docPr id="1" name="Picture 1"/>
+            <wp:cNvGraphicFramePr>
+              <a:graphicFrameLocks noChangeAspect="1"/>
+            </wp:cNvGraphicFramePr>
+            <a:graphic>
+              <a:graphicData uri="http://schemas.openxmlformats.org/drawingml/2006/picture">
+                <pic:pic>
+                  <pic:nvPicPr>
+                    <pic:cNvPr id="0" name="logo-mvd-header-mark.png"/>
+                    <pic:cNvPicPr/>
+                  </pic:nvPicPr>
+                  <pic:blipFill>
+                    <a:blip r:embed="rId11"/>
+                    <a:stretch>
+                      <a:fillRect/>
+                    </a:stretch>
+                  </pic:blipFill>
+                  <pic:spPr>
+                    <a:xfrm>
+                      <a:off x="0" y="0"/>
+                      <a:ext cx="530352" cy="530352"/>
+                    </a:xfrm>
+                    <a:prstGeom prst="rect"/>
+                  </pic:spPr>
+                </pic:pic>
+              </a:graphicData>
+            </a:graphic>
+          </wp:inline>
+        </w:drawing>
+      </w:r>
+    </w:p>
+    <w:p>
+      <w:pPr>
+        <w:spacing w:before="80" w:after="80" w:line="276" w:lineRule="auto"/>
         <w:jc w:val="center"/>
       </w:pPr>
       <w:r>
@@ -1049,47 +1089,44 @@
     </w:p>
     <w:p>
       <w:pPr>
-        <w:pStyle w:val="ListBullet"/>
-        <w:spacing w:before="0" w:after="60" w:line="269" w:lineRule="auto"/>
-        <w:ind w:left="518" w:hanging="259"/>
+        <w:spacing w:before="0" w:after="30" w:line="254" w:lineRule="auto"/>
+        <w:ind w:left="403" w:hanging="230"/>
       </w:pPr>
       <w:r>
         <w:rPr>
           <w:rFonts w:ascii="Calibri" w:hAnsi="Calibri"/>
           <w:color w:val="17211C"/>
-          <w:sz w:val="20"/>
+          <w:sz w:val="19"/>
         </w:rPr>
-        <w:t>[Resultaat 1: bijvoorbeeld aangescherpte probleemdefinitie of adviesnotitie]</w:t>
+        <w:t>• [Resultaat 1: bijvoorbeeld aangescherpte probleemdefinitie of adviesnotitie]</w:t>
       </w:r>
     </w:p>
     <w:p>
       <w:pPr>
-        <w:pStyle w:val="ListBullet"/>
-        <w:spacing w:before="0" w:after="60" w:line="269" w:lineRule="auto"/>
-        <w:ind w:left="518" w:hanging="259"/>
+        <w:spacing w:before="0" w:after="30" w:line="254" w:lineRule="auto"/>
+        <w:ind w:left="403" w:hanging="230"/>
       </w:pPr>
       <w:r>
         <w:rPr>
           <w:rFonts w:ascii="Calibri" w:hAnsi="Calibri"/>
           <w:color w:val="17211C"/>
-          <w:sz w:val="20"/>
+          <w:sz w:val="19"/>
         </w:rPr>
-        <w:t>[Resultaat 2: bijvoorbeeld werkbare afspraken, sessieopzet of implementatiestappen]</w:t>
+        <w:t>• [Resultaat 2: bijvoorbeeld werkbare afspraken, sessieopzet of implementatiestappen]</w:t>
       </w:r>
     </w:p>
     <w:p>
       <w:pPr>
-        <w:pStyle w:val="ListBullet"/>
-        <w:spacing w:before="0" w:after="60" w:line="269" w:lineRule="auto"/>
-        <w:ind w:left="518" w:hanging="259"/>
+        <w:spacing w:before="0" w:after="30" w:line="254" w:lineRule="auto"/>
+        <w:ind w:left="403" w:hanging="230"/>
       </w:pPr>
       <w:r>
         <w:rPr>
           <w:rFonts w:ascii="Calibri" w:hAnsi="Calibri"/>
           <w:color w:val="17211C"/>
-          <w:sz w:val="20"/>
+          <w:sz w:val="19"/>
         </w:rPr>
-        <w:t>[Resultaat 3: bijvoorbeeld presentatie, onderwijsbijdrage of gespreksbegeleiding]</w:t>
+        <w:t>• [Resultaat 3: bijvoorbeeld presentatie, onderwijsbijdrage of gespreksbegeleiding]</w:t>
       </w:r>
     </w:p>
     <w:p>
@@ -4385,92 +4422,91 @@
     </w:p>
     <w:p>
       <w:pPr>
-        <w:pStyle w:val="ListBullet"/>
-        <w:spacing w:before="0" w:after="60" w:line="269" w:lineRule="auto"/>
-        <w:ind w:left="518" w:hanging="259"/>
+        <w:spacing w:before="0" w:after="30" w:line="254" w:lineRule="auto"/>
+        <w:ind w:left="403" w:hanging="230"/>
       </w:pPr>
       <w:r>
         <w:rPr>
           <w:rFonts w:ascii="Calibri" w:hAnsi="Calibri"/>
           <w:color w:val="17211C"/>
-          <w:sz w:val="20"/>
+          <w:sz w:val="19"/>
         </w:rPr>
-        <w:t>De opdracht is niet-patiëntgebonden en omvat geen individuele medische beoordeling, behandeladvies of dossierbeoordeling.</w:t>
+        <w:t>• De opdracht is niet-patiëntgebonden en omvat geen individuele medische beoordeling, behandeladvies of dossierbeoordeling.</w:t>
       </w:r>
     </w:p>
     <w:p>
       <w:pPr>
-        <w:pStyle w:val="ListBullet"/>
-        <w:spacing w:before="0" w:after="60" w:line="269" w:lineRule="auto"/>
-        <w:ind w:left="518" w:hanging="259"/>
+        <w:spacing w:before="0" w:after="30" w:line="254" w:lineRule="auto"/>
+        <w:ind w:left="403" w:hanging="230"/>
       </w:pPr>
       <w:r>
         <w:rPr>
           <w:rFonts w:ascii="Calibri" w:hAnsi="Calibri"/>
           <w:color w:val="17211C"/>
-          <w:sz w:val="20"/>
+          <w:sz w:val="19"/>
         </w:rPr>
-        <w:t>De opdrachtgever zorgt voor tijdige aanlevering van relevante documenten, context en contactpersonen.</w:t>
+        <w:t>• De opdrachtgever zorgt voor tijdige aanlevering van relevante documenten, context en contactpersonen.</w:t>
       </w:r>
     </w:p>
     <w:p>
       <w:pPr>
-        <w:pStyle w:val="ListBullet"/>
-        <w:spacing w:before="0" w:after="60" w:line="269" w:lineRule="auto"/>
-        <w:ind w:left="518" w:hanging="259"/>
+        <w:spacing w:before="0" w:after="30" w:line="254" w:lineRule="auto"/>
+        <w:ind w:left="403" w:hanging="230"/>
       </w:pPr>
       <w:r>
         <w:rPr>
           <w:rFonts w:ascii="Calibri" w:hAnsi="Calibri"/>
           <w:color w:val="17211C"/>
-          <w:sz w:val="20"/>
+          <w:sz w:val="19"/>
         </w:rPr>
-        <w:t>Medische gegevens van individuele patiënten worden niet via deze offerte of opdracht gedeeld.</w:t>
+        <w:t>• Medische gegevens van individuele patiënten worden niet via deze offerte of opdracht gedeeld.</w:t>
       </w:r>
     </w:p>
     <w:p>
       <w:pPr>
-        <w:pStyle w:val="ListBullet"/>
-        <w:spacing w:before="0" w:after="60" w:line="269" w:lineRule="auto"/>
-        <w:ind w:left="518" w:hanging="259"/>
+        <w:spacing w:before="0" w:after="30" w:line="254" w:lineRule="auto"/>
+        <w:ind w:left="403" w:hanging="230"/>
       </w:pPr>
       <w:r>
         <w:rPr>
           <w:rFonts w:ascii="Calibri" w:hAnsi="Calibri"/>
           <w:color w:val="17211C"/>
-          <w:sz w:val="20"/>
+          <w:sz w:val="19"/>
         </w:rPr>
-        <w:t>Concepten, notities en presentaties zijn bedoeld voor de afgesproken opdrachtcontext, tenzij schriftelijk anders overeengekomen.</w:t>
+        <w:t>• Concepten, notities en presentaties zijn bedoeld voor de afgesproken opdrachtcontext, tenzij schriftelijk anders overeengekomen.</w:t>
       </w:r>
     </w:p>
     <w:p>
       <w:pPr>
-        <w:pStyle w:val="ListBullet"/>
-        <w:spacing w:before="0" w:after="60" w:line="269" w:lineRule="auto"/>
-        <w:ind w:left="518" w:hanging="259"/>
+        <w:spacing w:before="0" w:after="30" w:line="254" w:lineRule="auto"/>
+        <w:ind w:left="403" w:hanging="230"/>
       </w:pPr>
       <w:r>
         <w:rPr>
           <w:rFonts w:ascii="Calibri" w:hAnsi="Calibri"/>
           <w:color w:val="17211C"/>
-          <w:sz w:val="20"/>
+          <w:sz w:val="19"/>
         </w:rPr>
-        <w:t>Facturatie vindt plaats volgens afspraak: [bijvoorbeeld 50% bij opdracht, 50% na afronding / maandelijks op nacalculatie].</w:t>
+        <w:t>• Facturatie vindt plaats volgens afspraak: [bijvoorbeeld 50% bij opdracht, 50% na afronding / maandelijks op nacalculatie].</w:t>
       </w:r>
     </w:p>
     <w:p>
       <w:pPr>
-        <w:pStyle w:val="ListBullet"/>
-        <w:spacing w:before="0" w:after="60" w:line="269" w:lineRule="auto"/>
-        <w:ind w:left="518" w:hanging="259"/>
+        <w:spacing w:before="0" w:after="30" w:line="254" w:lineRule="auto"/>
+        <w:ind w:left="403" w:hanging="230"/>
       </w:pPr>
       <w:r>
         <w:rPr>
           <w:rFonts w:ascii="Calibri" w:hAnsi="Calibri"/>
           <w:color w:val="17211C"/>
-          <w:sz w:val="20"/>
+          <w:sz w:val="19"/>
         </w:rPr>
-        <w:t>Annulering of verplaatsing van sessies gebeurt in overleg. Eventuele kosten bij late annulering worden vooraf vastgelegd.</w:t>
+        <w:t>• Annulering of verplaatsing van sessies gebeurt in overleg; kosten bij late annulering worden vooraf vastgelegd.</w:t>
+      </w:r>
+    </w:p>
+    <w:p>
+      <w:r>
+        <w:br w:type="page"/>
       </w:r>
     </w:p>
     <w:p>
@@ -4930,122 +4966,114 @@
     </w:p>
     <w:p>
       <w:pPr>
-        <w:pStyle w:val="ListBullet"/>
-        <w:spacing w:before="0" w:after="60" w:line="269" w:lineRule="auto"/>
-        <w:ind w:left="518" w:hanging="259"/>
+        <w:spacing w:before="0" w:after="30" w:line="254" w:lineRule="auto"/>
+        <w:ind w:left="403" w:hanging="230"/>
       </w:pPr>
       <w:r>
         <w:rPr>
           <w:rFonts w:ascii="Calibri" w:hAnsi="Calibri"/>
           <w:color w:val="17211C"/>
-          <w:sz w:val="20"/>
+          <w:sz w:val="19"/>
         </w:rPr>
-        <w:t>Offertenummer, datum en geldigheid ingevuld.</w:t>
+        <w:t>• Offertenummer, datum en geldigheid ingevuld.</w:t>
       </w:r>
     </w:p>
     <w:p>
       <w:pPr>
-        <w:pStyle w:val="ListBullet"/>
-        <w:spacing w:before="0" w:after="60" w:line="269" w:lineRule="auto"/>
-        <w:ind w:left="518" w:hanging="259"/>
+        <w:spacing w:before="0" w:after="30" w:line="254" w:lineRule="auto"/>
+        <w:ind w:left="403" w:hanging="230"/>
       </w:pPr>
       <w:r>
         <w:rPr>
           <w:rFonts w:ascii="Calibri" w:hAnsi="Calibri"/>
           <w:color w:val="17211C"/>
-          <w:sz w:val="20"/>
+          <w:sz w:val="19"/>
         </w:rPr>
-        <w:t>Opdrachtgever, contactpersoon en opdrachtnaam gecontroleerd.</w:t>
+        <w:t>• Opdrachtgever, contactpersoon en opdrachtnaam gecontroleerd.</w:t>
       </w:r>
     </w:p>
     <w:p>
       <w:pPr>
-        <w:pStyle w:val="ListBullet"/>
-        <w:spacing w:before="0" w:after="60" w:line="269" w:lineRule="auto"/>
-        <w:ind w:left="518" w:hanging="259"/>
+        <w:spacing w:before="0" w:after="30" w:line="254" w:lineRule="auto"/>
+        <w:ind w:left="403" w:hanging="230"/>
       </w:pPr>
       <w:r>
         <w:rPr>
           <w:rFonts w:ascii="Calibri" w:hAnsi="Calibri"/>
           <w:color w:val="17211C"/>
-          <w:sz w:val="20"/>
+          <w:sz w:val="19"/>
         </w:rPr>
-        <w:t>Scope en expliciete buiten-scope helder geformuleerd.</w:t>
+        <w:t>• Scope en expliciete buiten-scope helder geformuleerd.</w:t>
       </w:r>
     </w:p>
     <w:p>
       <w:pPr>
-        <w:pStyle w:val="ListBullet"/>
-        <w:spacing w:before="0" w:after="60" w:line="269" w:lineRule="auto"/>
-        <w:ind w:left="518" w:hanging="259"/>
+        <w:spacing w:before="0" w:after="30" w:line="254" w:lineRule="auto"/>
+        <w:ind w:left="403" w:hanging="230"/>
       </w:pPr>
       <w:r>
         <w:rPr>
           <w:rFonts w:ascii="Calibri" w:hAnsi="Calibri"/>
           <w:color w:val="17211C"/>
-          <w:sz w:val="20"/>
+          <w:sz w:val="19"/>
         </w:rPr>
-        <w:t>Deliverables concreet en haalbaar beschreven.</w:t>
+        <w:t>• Deliverables concreet en haalbaar beschreven.</w:t>
       </w:r>
     </w:p>
     <w:p>
       <w:pPr>
-        <w:pStyle w:val="ListBullet"/>
-        <w:spacing w:before="0" w:after="60" w:line="269" w:lineRule="auto"/>
-        <w:ind w:left="518" w:hanging="259"/>
+        <w:spacing w:before="0" w:after="30" w:line="254" w:lineRule="auto"/>
+        <w:ind w:left="403" w:hanging="230"/>
       </w:pPr>
       <w:r>
         <w:rPr>
           <w:rFonts w:ascii="Calibri" w:hAnsi="Calibri"/>
           <w:color w:val="17211C"/>
-          <w:sz w:val="20"/>
+          <w:sz w:val="19"/>
         </w:rPr>
-        <w:t>Prijsmodel gekozen en bedragen gecontroleerd.</w:t>
+        <w:t>• Prijsmodel gekozen en bedragen gecontroleerd.</w:t>
       </w:r>
     </w:p>
     <w:p>
       <w:pPr>
-        <w:pStyle w:val="ListBullet"/>
-        <w:spacing w:before="0" w:after="60" w:line="269" w:lineRule="auto"/>
-        <w:ind w:left="518" w:hanging="259"/>
+        <w:spacing w:before="0" w:after="30" w:line="254" w:lineRule="auto"/>
+        <w:ind w:left="403" w:hanging="230"/>
       </w:pPr>
       <w:r>
         <w:rPr>
           <w:rFonts w:ascii="Calibri" w:hAnsi="Calibri"/>
           <w:color w:val="17211C"/>
-          <w:sz w:val="20"/>
+          <w:sz w:val="19"/>
         </w:rPr>
-        <w:t>Btw, reis-/overige kosten en facturatieafspraken vermeld.</w:t>
+        <w:t>• Btw, reis-/overige kosten en facturatieafspraken vermeld.</w:t>
       </w:r>
     </w:p>
     <w:p>
       <w:pPr>
-        <w:pStyle w:val="ListBullet"/>
-        <w:spacing w:before="0" w:after="60" w:line="269" w:lineRule="auto"/>
-        <w:ind w:left="518" w:hanging="259"/>
+        <w:spacing w:before="0" w:after="30" w:line="254" w:lineRule="auto"/>
+        <w:ind w:left="403" w:hanging="230"/>
       </w:pPr>
       <w:r>
         <w:rPr>
           <w:rFonts w:ascii="Calibri" w:hAnsi="Calibri"/>
           <w:color w:val="17211C"/>
-          <w:sz w:val="20"/>
+          <w:sz w:val="19"/>
         </w:rPr>
-        <w:t>Niet-patiëntgebonden grens behouden.</w:t>
+        <w:t>• Niet-patiëntgebonden grens behouden.</w:t>
       </w:r>
     </w:p>
     <w:p>
       <w:pPr>
-        <w:pStyle w:val="ListBullet"/>
-        <w:spacing w:before="0" w:after="60" w:line="269" w:lineRule="auto"/>
-        <w:ind w:left="518" w:hanging="259"/>
+        <w:spacing w:before="0" w:after="30" w:line="254" w:lineRule="auto"/>
+        <w:ind w:left="403" w:hanging="230"/>
       </w:pPr>
       <w:r>
         <w:rPr>
           <w:rFonts w:ascii="Calibri" w:hAnsi="Calibri"/>
           <w:color w:val="17211C"/>
-          <w:sz w:val="20"/>
+          <w:sz w:val="19"/>
         </w:rPr>
-        <w:t>Akkoordblok compleet.</w:t>
+        <w:t>• Akkoordblok compleet.</w:t>
       </w:r>
     </w:p>
     <w:p>
@@ -5160,6 +5188,48 @@
       <w:jc w:val="right"/>
     </w:pPr>
     <w:r/>
+    <w:r>
+      <w:drawing>
+        <wp:inline xmlns:a="http://schemas.openxmlformats.org/drawingml/2006/main" xmlns:pic="http://schemas.openxmlformats.org/drawingml/2006/picture">
+          <wp:extent cx="201168" cy="201168"/>
+          <wp:docPr id="1" name="Picture 1"/>
+          <wp:cNvGraphicFramePr>
+            <a:graphicFrameLocks noChangeAspect="1"/>
+          </wp:cNvGraphicFramePr>
+          <a:graphic>
+            <a:graphicData uri="http://schemas.openxmlformats.org/drawingml/2006/picture">
+              <pic:pic>
+                <pic:nvPicPr>
+                  <pic:cNvPr id="0" name="logo-mvd-header-mark.png"/>
+                  <pic:cNvPicPr/>
+                </pic:nvPicPr>
+                <pic:blipFill>
+                  <a:blip r:embed="rId1"/>
+                  <a:stretch>
+                    <a:fillRect/>
+                  </a:stretch>
+                </pic:blipFill>
+                <pic:spPr>
+                  <a:xfrm>
+                    <a:off x="0" y="0"/>
+                    <a:ext cx="201168" cy="201168"/>
+                  </a:xfrm>
+                  <a:prstGeom prst="rect"/>
+                </pic:spPr>
+              </pic:pic>
+            </a:graphicData>
+          </a:graphic>
+        </wp:inline>
+      </w:drawing>
+    </w:r>
+    <w:r>
+      <w:rPr>
+        <w:rFonts w:ascii="Calibri" w:hAnsi="Calibri"/>
+        <w:color w:val="5B6860"/>
+        <w:sz w:val="17"/>
+      </w:rPr>
+      <w:t xml:space="preserve">  </w:t>
+    </w:r>
     <w:r>
       <w:rPr>
         <w:rFonts w:ascii="Calibri" w:hAnsi="Calibri"/>
@@ -5599,7 +5669,7 @@
     <w:pPr>
       <w:keepNext/>
       <w:keepLines/>
-      <w:spacing w:before="280" w:after="160" w:line="269" w:lineRule="auto"/>
+      <w:spacing w:before="240" w:after="140" w:line="269" w:lineRule="auto"/>
       <w:outlineLvl w:val="0"/>
     </w:pPr>
     <w:rPr>
